--- a/document_templates/russian_library/Претензии/Договорные_отношения_и_Гражданское_право/шаблон_Претензия_хранителю.docx
+++ b/document_templates/russian_library/Претензии/Договорные_отношения_и_Гражданское_право/шаблон_Претензия_хранителю.docx
@@ -207,15 +207,14 @@
           <w:lang w:val="en-US"/>
         </w:rPr>
       </w:pPr>
-      <w:proofErr w:type="gramStart"/>
-      <w:r>
-        <w:rPr>
-          <w:rFonts w:ascii="Times New Roman" w:hAnsi="Times New Roman" w:cs="Times New Roman"/>
-          <w:sz w:val="24"/>
-          <w:szCs w:val="24"/>
-          <w:lang w:val="en-US"/>
-        </w:rPr>
-        <w:t xml:space="preserve">{{ w_t_w_r_w_prooferr_w_type_spellstart_w_r_w_rsidrpr_00e5603f_w_rpr_w_rfonts_w_ascii_times_new_roman_w_hansi_times_new_roman_w_cs_times_new_roman_w_sz_w_val_24_w_szcs_w_val_24_w_lang_w_val_en_us_w_rpr_w_t_claim_w_t_w_r_w_prooferr_w_type_gramend_w_r_w_rsidrpr_00e5603f_w_rpr_w_rfonts_w_ascii_times_new_roman_w_hansi_times_new_roman_w_cs_times_new_roman_w_sz_w_val_24_w_szcs_w_val_24_w_lang_w_val_en_us_w_rpr_w_t_demands_w_t_w_r_w_prooferr_w_type_spellend_w_r_w_rsidrpr_00e5603f_w_rpr_w_rfonts_w_ascii_times_new_roman_w_hansi_times_new_roman_w_cs_times_new_roman_w_sz_w_val_24_w_szcs_w_val_24_w_lang_w_val_en_us_w_rpr_w_t_xml_space_preserve }}. </w:t>
+      <w:r>
+        <w:rPr>
+          <w:rFonts w:ascii="Times New Roman" w:hAnsi="Times New Roman" w:cs="Times New Roman"/>
+          <w:sz w:val="24"/>
+          <w:szCs w:val="24"/>
+          <w:lang w:val="en-US"/>
+        </w:rPr>
+        <w:t xml:space="preserve">{{ claim_demands }}. </w:t>
       </w:r>
     </w:p>
     <w:p>
@@ -261,15 +260,14 @@
           <w:lang w:val="en-US"/>
         </w:rPr>
       </w:pPr>
-      <w:proofErr w:type="gramStart"/>
-      <w:r>
-        <w:rPr>
-          <w:rFonts w:ascii="Times New Roman" w:hAnsi="Times New Roman" w:cs="Times New Roman"/>
-          <w:sz w:val="24"/>
-          <w:szCs w:val="24"/>
-          <w:lang w:val="en-US"/>
-        </w:rPr>
-        <w:t xml:space="preserve">{{ w_t_w_r_w_prooferr_w_type_spellstart_w_r_w_rsidrpr_00e5603f_w_rpr_w_rfonts_w_ascii_times_new_roman_w_hansi_times_new_roman_w_cs_times_new_roman_w_sz_w_val_24_w_szcs_w_val_24_w_lang_w_val_en_us_w_rpr_w_t_document_w_t_w_r_w_prooferr_w_type_gramend_w_r_w_rsidrpr_00e5603f_w_rpr_w_rfonts_w_ascii_times_new_roman_w_hansi_times_new_roman_w_cs_times_new_roman_w_sz_w_val_24_w_szcs_w_val_24_w_lang_w_val_en_us_w_rpr_w_t_attachments_w_t_w_r_w_prooferr_w_type_spellend_w_r_w_rsidrpr_00e5603f_w_rpr_w_rfonts_w_ascii_times_new_roman_w_hansi_times_new_roman_w_cs_times_new_roman_w_sz_w_val_24_w_szcs_w_val_24_w_lang_w_val_en_us_w_rpr_w_t_xml_space_preserve }}</w:t>
+      <w:r>
+        <w:rPr>
+          <w:rFonts w:ascii="Times New Roman" w:hAnsi="Times New Roman" w:cs="Times New Roman"/>
+          <w:sz w:val="24"/>
+          <w:szCs w:val="24"/>
+          <w:lang w:val="en-US"/>
+        </w:rPr>
+        <w:t xml:space="preserve">{{ document_attachments }}</w:t>
       </w:r>
     </w:p>
     <w:p>
@@ -282,15 +280,14 @@
           <w:lang w:val="en-US"/>
         </w:rPr>
       </w:pPr>
-      <w:proofErr w:type="gramStart"/>
-      <w:r>
-        <w:rPr>
-          <w:rFonts w:ascii="Times New Roman" w:hAnsi="Times New Roman" w:cs="Times New Roman"/>
-          <w:sz w:val="24"/>
-          <w:szCs w:val="24"/>
-          <w:lang w:val="en-US"/>
-        </w:rPr>
-        <w:t xml:space="preserve">{{ w_t_w_r_w_prooferr_w_type_spellstart_w_r_w_rpr_w_rfonts_w_ascii_times_new_roman_w_hansi_times_new_roman_w_cs_times_new_roman_w_sz_w_val_24_w_szcs_w_val_24_w_lang_w_val_en_us_w_rpr_w_t_sender_w_t_w_r_w_prooferr_w_type_gramend_w_r_w_rsidrpr_00e5603f_w_rpr_w_rfonts_w_ascii_times_new_roman_w_hansi_times_new_roman_w_cs_times_new_roman_w_sz_w_val_24_w_szcs_w_val_24_w_lang_w_val_en_us_w_rpr_w_t_w_t_w_r_w_r_w_rpr_w_rfonts_w_ascii_times_new_roman_w_hansi_times_new_roman_w_cs_times_new_roman_w_sz_w_val_24_w_szcs_w_val_24_w_lang_w_val_en_us_w_rpr_w_t_full_w_t_w_r_w_r_w_rsidrpr_00e5603f_w_rpr_w_rfonts_w_ascii_times_new_roman_w_hansi_times_new_roman_w_cs_times_new_roman_w_sz_w_val_24_w_szcs_w_val_24_w_lang_w_val_en_us_w_rpr_w_t_w_t_w_r_w_r_w_rpr_w_rfonts_w_ascii_times_new_roman_w_hansi_times_new_roman_w_cs_times_new_roman_w_sz_w_val_24_w_szcs_w_val_24_w_lang_w_val_en_us_w_rpr_w_t_name_w_t_w_r_w_prooferr_w_type_spellend_w_r_w_rsidrpr_00e5603f_w_rpr_w_rfonts_w_ascii_times_new_roman_w_hansi_times_new_roman_w_cs_times_new_roman_w_sz_w_val_24_w_szcs_w_val_24_w_lang_w_val_en_us_w_rpr_w_t_xml_space_preserve }}</w:t>
+      <w:r>
+        <w:rPr>
+          <w:rFonts w:ascii="Times New Roman" w:hAnsi="Times New Roman" w:cs="Times New Roman"/>
+          <w:sz w:val="24"/>
+          <w:szCs w:val="24"/>
+          <w:lang w:val="en-US"/>
+        </w:rPr>
+        <w:t xml:space="preserve">{{ sender_full_name }}</w:t>
       </w:r>
       <w:r>
         <w:rPr>
@@ -310,7 +307,7 @@
           <w:szCs w:val="24"/>
           <w:lang w:val="en-US"/>
         </w:rPr>
-        <w:t xml:space="preserve">{{ w_t_w_r_w_r_w_rpr_w_rfonts_w_ascii_times_new_roman_w_hansi_times_new_roman_w_cs_times_new_roman_w_i_w_ics_w_sz_w_val_24_w_szcs_w_val_24_w_lang_w_val_en_us_w_rpr_w_t_signature_w_t_w_r_w_r_w_rsidrpr_00e5603f_w_rpr_w_rfonts_w_ascii_times_new_roman_w_hansi_times_new_roman_w_cs_times_new_roman_w_i_w_ics_w_sz_w_val_24_w_szcs_w_val_24_w_lang_w_val_en_us_w_rpr_w_t_xml_space_preserve }}</w:t>
+        <w:t xml:space="preserve">{{ signature }}</w:t>
       </w:r>
       <w:r>
         <w:rPr>
